--- a/tillsyn/A 39505-2026 tillsynsbegäran.docx
+++ b/tillsyn/A 39505-2026 tillsynsbegäran.docx
@@ -1432,7 +1432,7 @@
     <w:r>
       <w:tab/>
       <w:tab/>
-      <w:t>2026-10-24</w:t>
+      <w:t>2026-10-25</w:t>
       <w:br/>
       <w:br/>
     </w:r>

--- a/tillsyn/A 39505-2026 tillsynsbegäran.docx
+++ b/tillsyn/A 39505-2026 tillsynsbegäran.docx
@@ -1432,7 +1432,7 @@
     <w:r>
       <w:tab/>
       <w:tab/>
-      <w:t>2026-10-25</w:t>
+      <w:t>2026-10-26</w:t>
       <w:br/>
       <w:br/>
     </w:r>

--- a/tillsyn/A 39505-2026 tillsynsbegäran.docx
+++ b/tillsyn/A 39505-2026 tillsynsbegäran.docx
@@ -1432,7 +1432,7 @@
     <w:r>
       <w:tab/>
       <w:tab/>
-      <w:t>2026-10-26</w:t>
+      <w:t>2026-10-27</w:t>
       <w:br/>
       <w:br/>
     </w:r>

--- a/tillsyn/A 39505-2026 tillsynsbegäran.docx
+++ b/tillsyn/A 39505-2026 tillsynsbegäran.docx
@@ -1432,7 +1432,7 @@
     <w:r>
       <w:tab/>
       <w:tab/>
-      <w:t>2026-10-27</w:t>
+      <w:t>2026-10-28</w:t>
       <w:br/>
       <w:br/>
     </w:r>

--- a/tillsyn/A 39505-2026 tillsynsbegäran.docx
+++ b/tillsyn/A 39505-2026 tillsynsbegäran.docx
@@ -1432,7 +1432,7 @@
     <w:r>
       <w:tab/>
       <w:tab/>
-      <w:t>2026-10-28</w:t>
+      <w:t>2026-10-29</w:t>
       <w:br/>
       <w:br/>
     </w:r>

--- a/tillsyn/A 39505-2026 tillsynsbegäran.docx
+++ b/tillsyn/A 39505-2026 tillsynsbegäran.docx
@@ -1432,7 +1432,7 @@
     <w:r>
       <w:tab/>
       <w:tab/>
-      <w:t>2026-10-29</w:t>
+      <w:t>2026-10-31</w:t>
       <w:br/>
       <w:br/>
     </w:r>
